--- a/EXPORTS/DOCX/published/niveau2/English/Museum.docx
+++ b/EXPORTS/DOCX/published/niveau2/English/Museum.docx
@@ -316,18 +316,7 @@
           <w:color w:val="000000"/>
           <w:sz w:val="24"/>
         </w:rPr>
-        <w:t>History) in 1820 and</w:t>
-      </w:r>
-      <w:r>
-        <w:rPr>
-          <w:u w:val="single" w:color="0000ff"/>
-          <w:rFonts w:ascii="Charis SIL Regular" w:hAnsi="Charis SIL Regular" w:eastAsia="Charis SIL Regular"/>
-          <w:b w:val="0"/>
-          <w:i w:val="0"/>
-          <w:color w:val="000000"/>
-          <w:sz w:val="24"/>
-        </w:rPr>
-        <w:t xml:space="preserve"> the </w:t>
+        <w:t xml:space="preserve">History) in 1820 and the </w:t>
       </w:r>
       <w:r>
         <w:rPr>
@@ -403,7 +392,7 @@
           <w:sz w:val="24"/>
           <w:u w:val="single"/>
         </w:rPr>
-        <w:hyperlink r:id="rId9" w:history="1">
+        <w:hyperlink r:id="rId10" w:history="1">
           <w:r>
             <w:rPr>
               <w:rStyle w:val="Hyperlink"/>
@@ -432,7 +421,7 @@
           <w:sz w:val="24"/>
           <w:u w:val="single"/>
         </w:rPr>
-        <w:hyperlink r:id="rId9" w:history="1">
+        <w:hyperlink r:id="rId10" w:history="1">
           <w:r>
             <w:rPr>
               <w:rStyle w:val="Hyperlink"/>
@@ -450,7 +439,7 @@
           <w:sz w:val="24"/>
           <w:u w:val="single"/>
         </w:rPr>
-        <w:hyperlink r:id="rId9" w:history="1">
+        <w:hyperlink r:id="rId10" w:history="1">
           <w:r>
             <w:rPr>
               <w:rStyle w:val="Hyperlink"/>
@@ -468,7 +457,7 @@
           <w:sz w:val="24"/>
           <w:u w:val="single"/>
         </w:rPr>
-        <w:hyperlink r:id="rId9" w:history="1">
+        <w:hyperlink r:id="rId10" w:history="1">
           <w:r>
             <w:rPr>
               <w:rStyle w:val="Hyperlink"/>
@@ -822,7 +811,7 @@
           <w:sz w:val="24"/>
           <w:u w:val="single"/>
         </w:rPr>
-        <w:hyperlink r:id="rId12" w:history="1">
+        <w:hyperlink r:id="rId11" w:history="1">
           <w:r>
             <w:rPr>
               <w:rStyle w:val="Hyperlink"/>
@@ -907,65 +896,7 @@
           <w:color w:val="000000"/>
           <w:sz w:val="24"/>
         </w:rPr>
-        <w:t xml:space="preserve"> (Museum of Geography and Ethnology) in </w:t>
-      </w:r>
-      <w:r>
-        <w:rPr>
-          <w:u w:val="single" w:color="0000ff"/>
-          <w:rFonts w:ascii="Charis SIL Regular" w:hAnsi="Charis SIL Regular" w:eastAsia="Charis SIL Regular"/>
-          <w:b w:val="0"/>
-          <w:i w:val="0"/>
-          <w:color w:val="000000"/>
-          <w:sz w:val="24"/>
-        </w:rPr>
-        <w:t>Rotterdam</w:t>
-      </w:r>
-      <w:r>
-        <w:rPr>
-          <w:u w:val="single" w:color="0000ff"/>
-          <w:rFonts w:ascii="Charis SIL Regular" w:hAnsi="Charis SIL Regular" w:eastAsia="Charis SIL Regular"/>
-          <w:b w:val="0"/>
-          <w:i w:val="0"/>
-          <w:color w:val="000000"/>
-          <w:sz w:val="24"/>
-        </w:rPr>
-        <w:hyperlink r:id="rId12" w:history="1">
-          <w:r>
-            <w:rPr>
-              <w:rStyle w:val="Hyperlink"/>
-            </w:rPr>
-            <w:t xml:space="preserve"> in 1</w:t>
-          </w:r>
-        </w:hyperlink>
-      </w:r>
-      <w:r>
-        <w:rPr>
-          <w:u w:val="single" w:color="0000ff"/>
-          <w:rFonts w:ascii="Charis SIL Regular" w:hAnsi="Charis SIL Regular" w:eastAsia="Charis SIL Regular"/>
-          <w:b w:val="0"/>
-          <w:i w:val="0"/>
-          <w:color w:val="000000"/>
-          <w:sz w:val="24"/>
-        </w:rPr>
-        <w:hyperlink r:id="rId12" w:history="1">
-          <w:r>
-            <w:rPr>
-              <w:rStyle w:val="Hyperlink"/>
-            </w:rPr>
-            <w:t xml:space="preserve">885. </w:t>
-          </w:r>
-        </w:hyperlink>
-      </w:r>
-      <w:r>
-        <w:rPr>
-          <w:u w:val="single" w:color="0000ff"/>
-          <w:rFonts w:ascii="Charis SIL Regular" w:hAnsi="Charis SIL Regular" w:eastAsia="Charis SIL Regular"/>
-          <w:b w:val="0"/>
-          <w:i w:val="0"/>
-          <w:color w:val="000000"/>
-          <w:sz w:val="24"/>
-        </w:rPr>
-        <w:t>O</w:t>
+        <w:t xml:space="preserve"> (Museum of Geography and Ethnology) in Rotterdam in 1885. O</w:t>
       </w:r>
       <w:r>
         <w:rPr>
@@ -2211,7 +2142,7 @@
           <w:sz w:val="24"/>
           <w:u w:val="single"/>
         </w:rPr>
-        <w:hyperlink r:id="rId19" w:history="1">
+        <w:hyperlink r:id="rId20" w:history="1">
           <w:r>
             <w:rPr>
               <w:rStyle w:val="Hyperlink"/>
@@ -2240,7 +2171,7 @@
           <w:sz w:val="24"/>
           <w:u w:val="single"/>
         </w:rPr>
-        <w:hyperlink r:id="rId19" w:history="1">
+        <w:hyperlink r:id="rId20" w:history="1">
           <w:r>
             <w:rPr>
               <w:rStyle w:val="Hyperlink"/>
@@ -2352,7 +2283,7 @@
           <w:sz w:val="24"/>
           <w:u w:val="single"/>
         </w:rPr>
-        <w:hyperlink r:id="rId19" w:history="1">
+        <w:hyperlink r:id="rId20" w:history="1">
           <w:r>
             <w:rPr>
               <w:rStyle w:val="Hyperlink"/>
@@ -2370,7 +2301,7 @@
           <w:sz w:val="24"/>
           <w:u w:val="single"/>
         </w:rPr>
-        <w:hyperlink r:id="rId19" w:history="1">
+        <w:hyperlink r:id="rId20" w:history="1">
           <w:r>
             <w:rPr>
               <w:rStyle w:val="Hyperlink"/>
@@ -2399,7 +2330,7 @@
           <w:sz w:val="24"/>
           <w:u w:val="single"/>
         </w:rPr>
-        <w:hyperlink r:id="rId19" w:history="1">
+        <w:hyperlink r:id="rId20" w:history="1">
           <w:r>
             <w:rPr>
               <w:rStyle w:val="Hyperlink"/>
@@ -2457,7 +2388,7 @@
           <w:sz w:val="24"/>
           <w:u w:val="single"/>
         </w:rPr>
-        <w:hyperlink r:id="rId19" w:history="1">
+        <w:hyperlink r:id="rId20" w:history="1">
           <w:r>
             <w:rPr>
               <w:rStyle w:val="Hyperlink"/>
@@ -2543,7 +2474,7 @@
           <w:sz w:val="24"/>
           <w:u w:val="single"/>
         </w:rPr>
-        <w:hyperlink r:id="rId20" w:history="1">
+        <w:hyperlink r:id="rId21" w:history="1">
           <w:r>
             <w:rPr>
               <w:rStyle w:val="Hyperlink"/>
@@ -2572,7 +2503,7 @@
           <w:sz w:val="24"/>
           <w:u w:val="single"/>
         </w:rPr>
-        <w:hyperlink r:id="rId20" w:history="1">
+        <w:hyperlink r:id="rId21" w:history="1">
           <w:r>
             <w:rPr>
               <w:rStyle w:val="Hyperlink"/>
@@ -2655,7 +2586,7 @@
           <w:sz w:val="24"/>
           <w:u w:val="single"/>
         </w:rPr>
-        <w:hyperlink r:id="rId20" w:history="1">
+        <w:hyperlink r:id="rId21" w:history="1">
           <w:r>
             <w:rPr>
               <w:rStyle w:val="Hyperlink"/>
@@ -2673,7 +2604,7 @@
           <w:sz w:val="24"/>
           <w:u w:val="single"/>
         </w:rPr>
-        <w:hyperlink r:id="rId20" w:history="1">
+        <w:hyperlink r:id="rId21" w:history="1">
           <w:r>
             <w:rPr>
               <w:rStyle w:val="Hyperlink"/>
@@ -2720,7 +2651,7 @@
           <w:sz w:val="24"/>
           <w:u w:val="single"/>
         </w:rPr>
-        <w:hyperlink r:id="rId20" w:history="1">
+        <w:hyperlink r:id="rId21" w:history="1">
           <w:r>
             <w:rPr>
               <w:rStyle w:val="Hyperlink"/>
@@ -2767,7 +2698,7 @@
           <w:sz w:val="24"/>
           <w:u w:val="single"/>
         </w:rPr>
-        <w:hyperlink r:id="rId20" w:history="1">
+        <w:hyperlink r:id="rId21" w:history="1">
           <w:r>
             <w:rPr>
               <w:rStyle w:val="Hyperlink"/>
@@ -2796,7 +2727,7 @@
           <w:sz w:val="24"/>
           <w:u w:val="single"/>
         </w:rPr>
-        <w:hyperlink r:id="rId20" w:history="1">
+        <w:hyperlink r:id="rId21" w:history="1">
           <w:r>
             <w:rPr>
               <w:rStyle w:val="Hyperlink"/>
@@ -2842,7 +2773,7 @@
           <w:sz w:val="24"/>
           <w:u w:val="single"/>
         </w:rPr>
-        <w:hyperlink r:id="rId21" w:history="1">
+        <w:hyperlink r:id="rId22" w:history="1">
           <w:r>
             <w:rPr>
               <w:rStyle w:val="Hyperlink"/>
@@ -2860,7 +2791,7 @@
           <w:sz w:val="24"/>
           <w:u w:val="single"/>
         </w:rPr>
-        <w:hyperlink r:id="rId21" w:history="1">
+        <w:hyperlink r:id="rId22" w:history="1">
           <w:r>
             <w:rPr>
               <w:rStyle w:val="Hyperlink"/>
@@ -2894,7 +2825,6 @@
           <w:i w:val="0"/>
           <w:color w:val="0000FF"/>
           <w:sz w:val="24"/>
-          <w:u w:val="single"/>
         </w:rPr>
         <w:hyperlink r:id="rId21" w:history="1">
           <w:r>
@@ -2936,7 +2866,7 @@
           <w:sz w:val="24"/>
           <w:u w:val="single"/>
         </w:rPr>
-        <w:hyperlink r:id="rId21" w:history="1">
+        <w:hyperlink r:id="rId22" w:history="1">
           <w:r>
             <w:rPr>
               <w:rStyle w:val="Hyperlink"/>
@@ -2954,7 +2884,7 @@
           <w:sz w:val="24"/>
           <w:u w:val="single"/>
         </w:rPr>
-        <w:hyperlink r:id="rId21" w:history="1">
+        <w:hyperlink r:id="rId22" w:history="1">
           <w:r>
             <w:rPr>
               <w:rStyle w:val="Hyperlink"/>
@@ -3048,7 +2978,7 @@
           <w:sz w:val="24"/>
           <w:u w:val="single"/>
         </w:rPr>
-        <w:hyperlink r:id="rId21" w:history="1">
+        <w:hyperlink r:id="rId22" w:history="1">
           <w:r>
             <w:rPr>
               <w:rStyle w:val="Hyperlink"/>
@@ -3066,7 +2996,7 @@
           <w:sz w:val="24"/>
           <w:u w:val="single"/>
         </w:rPr>
-        <w:hyperlink r:id="rId21" w:history="1">
+        <w:hyperlink r:id="rId22" w:history="1">
           <w:r>
             <w:rPr>
               <w:rStyle w:val="Hyperlink"/>
@@ -3131,7 +3061,7 @@
           <w:sz w:val="24"/>
           <w:u w:val="single"/>
         </w:rPr>
-        <w:hyperlink r:id="rId21" w:history="1">
+        <w:hyperlink r:id="rId22" w:history="1">
           <w:r>
             <w:rPr>
               <w:rStyle w:val="Hyperlink"/>
@@ -3149,7 +3079,7 @@
           <w:sz w:val="24"/>
           <w:u w:val="single"/>
         </w:rPr>
-        <w:hyperlink r:id="rId21" w:history="1">
+        <w:hyperlink r:id="rId22" w:history="1">
           <w:r>
             <w:rPr>
               <w:rStyle w:val="Hyperlink"/>
@@ -3167,16 +3097,29 @@
           <w:sz w:val="24"/>
           <w:u w:val="single"/>
         </w:rPr>
-        <w:hyperlink r:id="rId21" w:history="1">
+        <w:hyperlink r:id="rId22" w:history="1">
           <w:r>
             <w:rPr>
               <w:rStyle w:val="Hyperlink"/>
             </w:rPr>
-            <w:t>ri</w:t>
+            <w:t>ries</w:t>
           </w:r>
         </w:hyperlink>
       </w:r>
       <w:r>
+        <w:br/>
+      </w:r>
+      <w:r>
+        <w:rPr>
+          <w:rFonts w:ascii="Charis SIL Regular" w:hAnsi="Charis SIL Regular" w:eastAsia="Charis SIL Regular"/>
+          <w:b w:val="0"/>
+          <w:i w:val="0"/>
+          <w:color w:val="000000"/>
+          <w:sz w:val="24"/>
+        </w:rPr>
+        <w:t xml:space="preserve">•  </w:t>
+      </w:r>
+      <w:r>
         <w:rPr>
           <w:rFonts w:ascii="Charis SIL Regular" w:hAnsi="Charis SIL Regular" w:eastAsia="Charis SIL Regular"/>
           <w:b w:val="0"/>
@@ -3185,41 +3128,7 @@
           <w:sz w:val="24"/>
           <w:u w:val="single"/>
         </w:rPr>
-        <w:t>e</w:t>
-      </w:r>
-      <w:r>
-        <w:rPr>
-          <w:rFonts w:ascii="Charis SIL Regular" w:hAnsi="Charis SIL Regular" w:eastAsia="Charis SIL Regular"/>
-          <w:b w:val="0"/>
-          <w:i w:val="0"/>
-          <w:color w:val="0000FF"/>
-          <w:sz w:val="24"/>
-        </w:rPr>
-        <w:t>s</w:t>
-      </w:r>
-      <w:r>
-        <w:br/>
-      </w:r>
-      <w:r>
-        <w:rPr>
-          <w:rFonts w:ascii="Charis SIL Regular" w:hAnsi="Charis SIL Regular" w:eastAsia="Charis SIL Regular"/>
-          <w:b w:val="0"/>
-          <w:i w:val="0"/>
-          <w:color w:val="000000"/>
-          <w:sz w:val="24"/>
-        </w:rPr>
-        <w:t xml:space="preserve">•  </w:t>
-      </w:r>
-      <w:r>
-        <w:rPr>
-          <w:rFonts w:ascii="Charis SIL Regular" w:hAnsi="Charis SIL Regular" w:eastAsia="Charis SIL Regular"/>
-          <w:b w:val="0"/>
-          <w:i w:val="0"/>
-          <w:color w:val="0000FF"/>
-          <w:sz w:val="24"/>
-          <w:u w:val="single"/>
-        </w:rPr>
-        <w:hyperlink r:id="rId22" w:history="1">
+        <w:hyperlink r:id="rId23" w:history="1">
           <w:r>
             <w:rPr>
               <w:rStyle w:val="Hyperlink"/>
@@ -3248,7 +3157,7 @@
           <w:sz w:val="24"/>
           <w:u w:val="single"/>
         </w:rPr>
-        <w:hyperlink r:id="rId22" w:history="1">
+        <w:hyperlink r:id="rId23" w:history="1">
           <w:r>
             <w:rPr>
               <w:rStyle w:val="Hyperlink"/>
@@ -3282,16 +3191,8 @@
           <w:i w:val="0"/>
           <w:color w:val="0000FF"/>
           <w:sz w:val="24"/>
-          <w:u w:val="single"/>
-        </w:rPr>
-        <w:hyperlink r:id="rId22" w:history="1">
-          <w:r>
-            <w:rPr>
-              <w:rStyle w:val="Hyperlink"/>
-            </w:rPr>
-            <w:t>ie</w:t>
-          </w:r>
-        </w:hyperlink>
+        </w:rPr>
+        <w:t>ie</w:t>
       </w:r>
       <w:r>
         <w:rPr>
@@ -3331,7 +3232,7 @@
           <w:sz w:val="24"/>
           <w:u w:val="single"/>
         </w:rPr>
-        <w:hyperlink r:id="rId22" w:history="1">
+        <w:hyperlink r:id="rId23" w:history="1">
           <w:r>
             <w:rPr>
               <w:rStyle w:val="Hyperlink"/>
@@ -3360,7 +3261,7 @@
           <w:sz w:val="24"/>
           <w:u w:val="single"/>
         </w:rPr>
-        <w:hyperlink r:id="rId22" w:history="1">
+        <w:hyperlink r:id="rId23" w:history="1">
           <w:r>
             <w:rPr>
               <w:rStyle w:val="Hyperlink"/>
@@ -3378,7 +3279,7 @@
           <w:sz w:val="24"/>
           <w:u w:val="single"/>
         </w:rPr>
-        <w:hyperlink r:id="rId22" w:history="1">
+        <w:hyperlink r:id="rId23" w:history="1">
           <w:r>
             <w:rPr>
               <w:rStyle w:val="Hyperlink"/>
@@ -3396,7 +3297,7 @@
           <w:sz w:val="24"/>
           <w:u w:val="single"/>
         </w:rPr>
-        <w:hyperlink r:id="rId22" w:history="1">
+        <w:hyperlink r:id="rId23" w:history="1">
           <w:r>
             <w:rPr>
               <w:rStyle w:val="Hyperlink"/>
@@ -3425,7 +3326,7 @@
           <w:sz w:val="24"/>
           <w:u w:val="single"/>
         </w:rPr>
-        <w:hyperlink r:id="rId22" w:history="1">
+        <w:hyperlink r:id="rId23" w:history="1">
           <w:r>
             <w:rPr>
               <w:rStyle w:val="Hyperlink"/>

--- a/EXPORTS/DOCX/published/niveau2/English/Museum.docx
+++ b/EXPORTS/DOCX/published/niveau2/English/Museum.docx
@@ -374,7 +374,7 @@
           <w:sz w:val="24"/>
           <w:u w:val="single"/>
         </w:rPr>
-        <w:hyperlink r:id="rId9" w:history="1">
+        <w:hyperlink r:id="rId10" w:history="1">
           <w:r>
             <w:rPr>
               <w:rStyle w:val="Hyperlink"/>
@@ -439,7 +439,7 @@
           <w:sz w:val="24"/>
           <w:u w:val="single"/>
         </w:rPr>
-        <w:hyperlink r:id="rId10" w:history="1">
+        <w:hyperlink r:id="rId9" w:history="1">
           <w:r>
             <w:rPr>
               <w:rStyle w:val="Hyperlink"/>
@@ -457,7 +457,7 @@
           <w:sz w:val="24"/>
           <w:u w:val="single"/>
         </w:rPr>
-        <w:hyperlink r:id="rId10" w:history="1">
+        <w:hyperlink r:id="rId9" w:history="1">
           <w:r>
             <w:rPr>
               <w:rStyle w:val="Hyperlink"/>
@@ -764,43 +764,7 @@
           <w:sz w:val="24"/>
           <w:u w:val="single"/>
         </w:rPr>
-        <w:hyperlink r:id="rId12" w:history="1">
-          <w:r>
-            <w:rPr>
-              <w:rStyle w:val="Hyperlink"/>
-            </w:rPr>
-            <w:t>voor</w:t>
-          </w:r>
-        </w:hyperlink>
-      </w:r>
-      <w:r>
-        <w:rPr>
-          <w:rFonts w:ascii="Charis SIL Regular" w:hAnsi="Charis SIL Regular" w:eastAsia="Charis SIL Regular"/>
-          <w:b w:val="0"/>
-          <w:i w:val="0"/>
-          <w:color w:val="0000FF"/>
-          <w:sz w:val="24"/>
-          <w:u w:val="single"/>
-        </w:rPr>
-        <w:t xml:space="preserve"> </w:t>
-      </w:r>
-      <w:r>
-        <w:rPr>
-          <w:rFonts w:ascii="Charis SIL Regular" w:hAnsi="Charis SIL Regular" w:eastAsia="Charis SIL Regular"/>
-          <w:b w:val="0"/>
-          <w:i w:val="0"/>
-          <w:color w:val="0000FF"/>
-          <w:sz w:val="24"/>
-          <w:u w:val="single"/>
-        </w:rPr>
-        <w:hyperlink r:id="rId12" w:history="1">
-          <w:r>
-            <w:rPr>
-              <w:rStyle w:val="Hyperlink"/>
-            </w:rPr>
-            <w:t>Lan</w:t>
-          </w:r>
-        </w:hyperlink>
+        <w:t>voor Lan</w:t>
       </w:r>
       <w:r>
         <w:rPr>
@@ -896,7 +860,18 @@
           <w:color w:val="000000"/>
           <w:sz w:val="24"/>
         </w:rPr>
-        <w:t xml:space="preserve"> (Museum of Geography and Ethnology) in Rotterdam in 1885. O</w:t>
+        <w:t xml:space="preserve"> (Museum of Geography and Ethnology) in </w:t>
+      </w:r>
+      <w:r>
+        <w:rPr>
+          <w:u w:val="single" w:color="0000ff"/>
+          <w:rFonts w:ascii="Charis SIL Regular" w:hAnsi="Charis SIL Regular" w:eastAsia="Charis SIL Regular"/>
+          <w:b w:val="0"/>
+          <w:i w:val="0"/>
+          <w:color w:val="000000"/>
+          <w:sz w:val="24"/>
+        </w:rPr>
+        <w:t>Rotterdam in 1885. O</w:t>
       </w:r>
       <w:r>
         <w:rPr>
@@ -2142,7 +2117,7 @@
           <w:sz w:val="24"/>
           <w:u w:val="single"/>
         </w:rPr>
-        <w:hyperlink r:id="rId20" w:history="1">
+        <w:hyperlink r:id="rId19" w:history="1">
           <w:r>
             <w:rPr>
               <w:rStyle w:val="Hyperlink"/>
@@ -2189,7 +2164,7 @@
           <w:sz w:val="24"/>
           <w:u w:val="single"/>
         </w:rPr>
-        <w:hyperlink r:id="rId19" w:history="1">
+        <w:hyperlink r:id="rId20" w:history="1">
           <w:r>
             <w:rPr>
               <w:rStyle w:val="Hyperlink"/>
@@ -2218,7 +2193,7 @@
           <w:sz w:val="24"/>
           <w:u w:val="single"/>
         </w:rPr>
-        <w:hyperlink r:id="rId19" w:history="1">
+        <w:hyperlink r:id="rId20" w:history="1">
           <w:r>
             <w:rPr>
               <w:rStyle w:val="Hyperlink"/>
@@ -2247,7 +2222,7 @@
           <w:sz w:val="24"/>
           <w:u w:val="single"/>
         </w:rPr>
-        <w:hyperlink r:id="rId19" w:history="1">
+        <w:hyperlink r:id="rId20" w:history="1">
           <w:r>
             <w:rPr>
               <w:rStyle w:val="Hyperlink"/>
@@ -2265,7 +2240,7 @@
           <w:sz w:val="24"/>
           <w:u w:val="single"/>
         </w:rPr>
-        <w:hyperlink r:id="rId19" w:history="1">
+        <w:hyperlink r:id="rId20" w:history="1">
           <w:r>
             <w:rPr>
               <w:rStyle w:val="Hyperlink"/>
@@ -2359,7 +2334,7 @@
           <w:sz w:val="24"/>
           <w:u w:val="single"/>
         </w:rPr>
-        <w:hyperlink r:id="rId19" w:history="1">
+        <w:hyperlink r:id="rId20" w:history="1">
           <w:r>
             <w:rPr>
               <w:rStyle w:val="Hyperlink"/>
@@ -2445,7 +2420,7 @@
           <w:sz w:val="24"/>
           <w:u w:val="single"/>
         </w:rPr>
-        <w:hyperlink r:id="rId20" w:history="1">
+        <w:hyperlink r:id="rId21" w:history="1">
           <w:r>
             <w:rPr>
               <w:rStyle w:val="Hyperlink"/>
@@ -2474,7 +2449,7 @@
           <w:sz w:val="24"/>
           <w:u w:val="single"/>
         </w:rPr>
-        <w:hyperlink r:id="rId21" w:history="1">
+        <w:hyperlink r:id="rId20" w:history="1">
           <w:r>
             <w:rPr>
               <w:rStyle w:val="Hyperlink"/>
@@ -2493,6 +2468,294 @@
           <w:u w:val="single"/>
         </w:rPr>
         <w:t xml:space="preserve"> </w:t>
+      </w:r>
+      <w:r>
+        <w:rPr>
+          <w:rFonts w:ascii="Charis SIL Regular" w:hAnsi="Charis SIL Regular" w:eastAsia="Charis SIL Regular"/>
+          <w:b w:val="0"/>
+          <w:i w:val="0"/>
+          <w:color w:val="0000FF"/>
+          <w:sz w:val="24"/>
+          <w:u w:val="single"/>
+        </w:rPr>
+        <w:hyperlink r:id="rId20" w:history="1">
+          <w:r>
+            <w:rPr>
+              <w:rStyle w:val="Hyperlink"/>
+            </w:rPr>
+            <w:t>n</w:t>
+          </w:r>
+        </w:hyperlink>
+      </w:r>
+      <w:r>
+        <w:rPr>
+          <w:rFonts w:ascii="Charis SIL Regular" w:hAnsi="Charis SIL Regular" w:eastAsia="Charis SIL Regular"/>
+          <w:b w:val="0"/>
+          <w:i w:val="0"/>
+          <w:color w:val="0000FF"/>
+          <w:sz w:val="24"/>
+          <w:u w:val="single"/>
+        </w:rPr>
+        <w:hyperlink r:id="rId20" w:history="1">
+          <w:r>
+            <w:rPr>
+              <w:rStyle w:val="Hyperlink"/>
+            </w:rPr>
+            <w:t>a</w:t>
+          </w:r>
+        </w:hyperlink>
+      </w:r>
+      <w:r>
+        <w:rPr>
+          <w:rFonts w:ascii="Charis SIL Regular" w:hAnsi="Charis SIL Regular" w:eastAsia="Charis SIL Regular"/>
+          <w:b w:val="0"/>
+          <w:i w:val="0"/>
+          <w:color w:val="0000FF"/>
+          <w:sz w:val="24"/>
+          <w:u w:val="single"/>
+        </w:rPr>
+        <w:hyperlink r:id="rId20" w:history="1">
+          <w:r>
+            <w:rPr>
+              <w:rStyle w:val="Hyperlink"/>
+            </w:rPr>
+            <w:t>v</w:t>
+          </w:r>
+        </w:hyperlink>
+      </w:r>
+      <w:r>
+        <w:rPr>
+          <w:rFonts w:ascii="Charis SIL Regular" w:hAnsi="Charis SIL Regular" w:eastAsia="Charis SIL Regular"/>
+          <w:b w:val="0"/>
+          <w:i w:val="0"/>
+          <w:color w:val="0000FF"/>
+          <w:sz w:val="24"/>
+          <w:u w:val="single"/>
+        </w:rPr>
+        <w:hyperlink r:id="rId20" w:history="1">
+          <w:r>
+            <w:rPr>
+              <w:rStyle w:val="Hyperlink"/>
+            </w:rPr>
+            <w:t>y</w:t>
+          </w:r>
+        </w:hyperlink>
+      </w:r>
+      <w:r>
+        <w:rPr>
+          <w:rFonts w:ascii="Charis SIL Regular" w:hAnsi="Charis SIL Regular" w:eastAsia="Charis SIL Regular"/>
+          <w:b w:val="0"/>
+          <w:i w:val="0"/>
+          <w:color w:val="0000FF"/>
+          <w:sz w:val="24"/>
+          <w:u w:val="single"/>
+        </w:rPr>
+        <w:t xml:space="preserve"> </w:t>
+      </w:r>
+      <w:r>
+        <w:rPr>
+          <w:rFonts w:ascii="Charis SIL Regular" w:hAnsi="Charis SIL Regular" w:eastAsia="Charis SIL Regular"/>
+          <w:b w:val="0"/>
+          <w:i w:val="0"/>
+          <w:color w:val="0000FF"/>
+          <w:sz w:val="24"/>
+          <w:u w:val="single"/>
+        </w:rPr>
+        <w:hyperlink r:id="rId20" w:history="1">
+          <w:r>
+            <w:rPr>
+              <w:rStyle w:val="Hyperlink"/>
+            </w:rPr>
+            <w:t>perso</w:t>
+          </w:r>
+        </w:hyperlink>
+      </w:r>
+      <w:r>
+        <w:rPr>
+          <w:rFonts w:ascii="Charis SIL Regular" w:hAnsi="Charis SIL Regular" w:eastAsia="Charis SIL Regular"/>
+          <w:b w:val="0"/>
+          <w:i w:val="0"/>
+          <w:color w:val="0000FF"/>
+          <w:sz w:val="24"/>
+          <w:u w:val="single"/>
+        </w:rPr>
+        <w:hyperlink r:id="rId20" w:history="1">
+          <w:r>
+            <w:rPr>
+              <w:rStyle w:val="Hyperlink"/>
+            </w:rPr>
+            <w:t>nnel</w:t>
+          </w:r>
+        </w:hyperlink>
+      </w:r>
+      <w:r>
+        <w:rPr>
+          <w:rFonts w:ascii="Charis SIL Regular" w:hAnsi="Charis SIL Regular" w:eastAsia="Charis SIL Regular"/>
+          <w:b w:val="0"/>
+          <w:i w:val="0"/>
+          <w:color w:val="0000FF"/>
+          <w:sz w:val="24"/>
+          <w:u w:val="single"/>
+        </w:rPr>
+        <w:t xml:space="preserve"> </w:t>
+      </w:r>
+      <w:r>
+        <w:rPr>
+          <w:rFonts w:ascii="Charis SIL Regular" w:hAnsi="Charis SIL Regular" w:eastAsia="Charis SIL Regular"/>
+          <w:b w:val="0"/>
+          <w:i w:val="0"/>
+          <w:color w:val="0000FF"/>
+          <w:sz w:val="24"/>
+          <w:u w:val="single"/>
+        </w:rPr>
+        <w:hyperlink r:id="rId20" w:history="1">
+          <w:r>
+            <w:rPr>
+              <w:rStyle w:val="Hyperlink"/>
+            </w:rPr>
+            <w:t>i</w:t>
+          </w:r>
+        </w:hyperlink>
+      </w:r>
+      <w:r>
+        <w:rPr>
+          <w:rFonts w:ascii="Charis SIL Regular" w:hAnsi="Charis SIL Regular" w:eastAsia="Charis SIL Regular"/>
+          <w:b w:val="0"/>
+          <w:i w:val="0"/>
+          <w:color w:val="0000FF"/>
+          <w:sz w:val="24"/>
+          <w:u w:val="single"/>
+        </w:rPr>
+        <w:hyperlink r:id="rId20" w:history="1">
+          <w:r>
+            <w:rPr>
+              <w:rStyle w:val="Hyperlink"/>
+            </w:rPr>
+            <w:t>n</w:t>
+          </w:r>
+        </w:hyperlink>
+      </w:r>
+      <w:r>
+        <w:rPr>
+          <w:rFonts w:ascii="Charis SIL Regular" w:hAnsi="Charis SIL Regular" w:eastAsia="Charis SIL Regular"/>
+          <w:b w:val="0"/>
+          <w:i w:val="0"/>
+          <w:color w:val="0000FF"/>
+          <w:sz w:val="24"/>
+          <w:u w:val="single"/>
+        </w:rPr>
+        <w:t xml:space="preserve"> </w:t>
+      </w:r>
+      <w:r>
+        <w:rPr>
+          <w:rFonts w:ascii="Charis SIL Regular" w:hAnsi="Charis SIL Regular" w:eastAsia="Charis SIL Regular"/>
+          <w:b w:val="0"/>
+          <w:i w:val="0"/>
+          <w:color w:val="0000FF"/>
+          <w:sz w:val="24"/>
+          <w:u w:val="single"/>
+        </w:rPr>
+        <w:hyperlink r:id="rId20" w:history="1">
+          <w:r>
+            <w:rPr>
+              <w:rStyle w:val="Hyperlink"/>
+            </w:rPr>
+            <w:t>colonise</w:t>
+          </w:r>
+        </w:hyperlink>
+      </w:r>
+      <w:r>
+        <w:rPr>
+          <w:rFonts w:ascii="Charis SIL Regular" w:hAnsi="Charis SIL Regular" w:eastAsia="Charis SIL Regular"/>
+          <w:b w:val="0"/>
+          <w:i w:val="0"/>
+          <w:color w:val="0000FF"/>
+          <w:sz w:val="24"/>
+          <w:u w:val="single"/>
+        </w:rPr>
+        <w:hyperlink r:id="rId20" w:history="1">
+          <w:r>
+            <w:rPr>
+              <w:rStyle w:val="Hyperlink"/>
+            </w:rPr>
+            <w:t>d</w:t>
+          </w:r>
+        </w:hyperlink>
+      </w:r>
+      <w:r>
+        <w:rPr>
+          <w:rFonts w:ascii="Charis SIL Regular" w:hAnsi="Charis SIL Regular" w:eastAsia="Charis SIL Regular"/>
+          <w:b w:val="0"/>
+          <w:i w:val="0"/>
+          <w:color w:val="0000FF"/>
+          <w:sz w:val="24"/>
+          <w:u w:val="single"/>
+        </w:rPr>
+        <w:t xml:space="preserve"> </w:t>
+      </w:r>
+      <w:r>
+        <w:rPr>
+          <w:rFonts w:ascii="Charis SIL Regular" w:hAnsi="Charis SIL Regular" w:eastAsia="Charis SIL Regular"/>
+          <w:b w:val="0"/>
+          <w:i w:val="0"/>
+          <w:color w:val="0000FF"/>
+          <w:sz w:val="24"/>
+          <w:u w:val="single"/>
+        </w:rPr>
+        <w:hyperlink r:id="rId20" w:history="1">
+          <w:r>
+            <w:rPr>
+              <w:rStyle w:val="Hyperlink"/>
+            </w:rPr>
+            <w:t>territo</w:t>
+          </w:r>
+        </w:hyperlink>
+      </w:r>
+      <w:r>
+        <w:rPr>
+          <w:rFonts w:ascii="Charis SIL Regular" w:hAnsi="Charis SIL Regular" w:eastAsia="Charis SIL Regular"/>
+          <w:b w:val="0"/>
+          <w:i w:val="0"/>
+          <w:color w:val="0000FF"/>
+          <w:sz w:val="24"/>
+          <w:u w:val="single"/>
+        </w:rPr>
+        <w:hyperlink r:id="rId21" w:history="1">
+          <w:r>
+            <w:rPr>
+              <w:rStyle w:val="Hyperlink"/>
+            </w:rPr>
+            <w:t>ries</w:t>
+          </w:r>
+        </w:hyperlink>
+      </w:r>
+      <w:r>
+        <w:rPr>
+          <w:rFonts w:ascii="Charis SIL Regular" w:hAnsi="Charis SIL Regular" w:eastAsia="Charis SIL Regular"/>
+          <w:b w:val="0"/>
+          <w:i w:val="0"/>
+          <w:color w:val="000000"/>
+          <w:sz w:val="24"/>
+        </w:rPr>
+        <w:t xml:space="preserve">•  </w:t>
+      </w:r>
+      <w:r>
+        <w:rPr>
+          <w:rFonts w:ascii="Charis SIL Regular" w:hAnsi="Charis SIL Regular" w:eastAsia="Charis SIL Regular"/>
+          <w:b w:val="0"/>
+          <w:i w:val="0"/>
+          <w:color w:val="0000FF"/>
+          <w:sz w:val="24"/>
+          <w:u w:val="single"/>
+        </w:rPr>
+        <w:hyperlink r:id="rId21" w:history="1">
+          <w:r>
+            <w:rPr>
+              <w:rStyle w:val="Hyperlink"/>
+            </w:rPr>
+            <w:t>Scie</w:t>
+          </w:r>
+        </w:hyperlink>
       </w:r>
       <w:r>
         <w:rPr>
@@ -2521,7 +2784,83 @@
           <w:sz w:val="24"/>
           <w:u w:val="single"/>
         </w:rPr>
-        <w:hyperlink r:id="rId20" w:history="1">
+        <w:hyperlink r:id="rId21" w:history="1">
+          <w:r>
+            <w:rPr>
+              <w:rStyle w:val="Hyperlink"/>
+            </w:rPr>
+            <w:t>tif</w:t>
+          </w:r>
+        </w:hyperlink>
+      </w:r>
+      <w:r>
+        <w:rPr>
+          <w:rFonts w:ascii="Charis SIL Regular" w:hAnsi="Charis SIL Regular" w:eastAsia="Charis SIL Regular"/>
+          <w:b w:val="0"/>
+          <w:i w:val="0"/>
+          <w:color w:val="0000FF"/>
+          <w:sz w:val="24"/>
+          <w:u w:val="single"/>
+        </w:rPr>
+        <w:hyperlink r:id="rId21" w:history="1">
+          <w:r>
+            <w:rPr>
+              <w:rStyle w:val="Hyperlink"/>
+            </w:rPr>
+            <w:t>i</w:t>
+          </w:r>
+        </w:hyperlink>
+      </w:r>
+      <w:r>
+        <w:rPr>
+          <w:rFonts w:ascii="Charis SIL Regular" w:hAnsi="Charis SIL Regular" w:eastAsia="Charis SIL Regular"/>
+          <w:b w:val="0"/>
+          <w:i w:val="0"/>
+          <w:color w:val="0000FF"/>
+          <w:sz w:val="24"/>
+          <w:u w:val="single"/>
+        </w:rPr>
+        <w:t>c</w:t>
+      </w:r>
+      <w:r>
+        <w:rPr>
+          <w:rFonts w:ascii="Charis SIL Regular" w:hAnsi="Charis SIL Regular" w:eastAsia="Charis SIL Regular"/>
+          <w:b w:val="0"/>
+          <w:i w:val="0"/>
+          <w:color w:val="0000FF"/>
+          <w:sz w:val="24"/>
+          <w:u w:val="single"/>
+        </w:rPr>
+        <w:t xml:space="preserve"> </w:t>
+      </w:r>
+      <w:r>
+        <w:rPr>
+          <w:rFonts w:ascii="Charis SIL Regular" w:hAnsi="Charis SIL Regular" w:eastAsia="Charis SIL Regular"/>
+          <w:b w:val="0"/>
+          <w:i w:val="0"/>
+          <w:color w:val="0000FF"/>
+          <w:sz w:val="24"/>
+          <w:u w:val="single"/>
+        </w:rPr>
+        <w:hyperlink r:id="rId21" w:history="1">
+          <w:r>
+            <w:rPr>
+              <w:rStyle w:val="Hyperlink"/>
+            </w:rPr>
+            <w:t>rese</w:t>
+          </w:r>
+        </w:hyperlink>
+      </w:r>
+      <w:r>
+        <w:rPr>
+          <w:rFonts w:ascii="Charis SIL Regular" w:hAnsi="Charis SIL Regular" w:eastAsia="Charis SIL Regular"/>
+          <w:b w:val="0"/>
+          <w:i w:val="0"/>
+          <w:color w:val="0000FF"/>
+          <w:sz w:val="24"/>
+          <w:u w:val="single"/>
+        </w:rPr>
+        <w:hyperlink r:id="rId21" w:history="1">
           <w:r>
             <w:rPr>
               <w:rStyle w:val="Hyperlink"/>
@@ -2539,61 +2878,25 @@
           <w:sz w:val="24"/>
           <w:u w:val="single"/>
         </w:rPr>
-        <w:hyperlink r:id="rId20" w:history="1">
-          <w:r>
-            <w:rPr>
-              <w:rStyle w:val="Hyperlink"/>
-            </w:rPr>
-            <w:t>v</w:t>
-          </w:r>
-        </w:hyperlink>
-      </w:r>
-      <w:r>
-        <w:rPr>
-          <w:rFonts w:ascii="Charis SIL Regular" w:hAnsi="Charis SIL Regular" w:eastAsia="Charis SIL Regular"/>
-          <w:b w:val="0"/>
-          <w:i w:val="0"/>
-          <w:color w:val="0000FF"/>
-          <w:sz w:val="24"/>
-          <w:u w:val="single"/>
-        </w:rPr>
-        <w:hyperlink r:id="rId20" w:history="1">
-          <w:r>
-            <w:rPr>
-              <w:rStyle w:val="Hyperlink"/>
-            </w:rPr>
-            <w:t>y</w:t>
-          </w:r>
-        </w:hyperlink>
-      </w:r>
-      <w:r>
-        <w:rPr>
-          <w:rFonts w:ascii="Charis SIL Regular" w:hAnsi="Charis SIL Regular" w:eastAsia="Charis SIL Regular"/>
-          <w:b w:val="0"/>
-          <w:i w:val="0"/>
-          <w:color w:val="0000FF"/>
-          <w:sz w:val="24"/>
-          <w:u w:val="single"/>
-        </w:rPr>
-        <w:t xml:space="preserve"> </w:t>
-      </w:r>
-      <w:r>
-        <w:rPr>
-          <w:rFonts w:ascii="Charis SIL Regular" w:hAnsi="Charis SIL Regular" w:eastAsia="Charis SIL Regular"/>
-          <w:b w:val="0"/>
-          <w:i w:val="0"/>
-          <w:color w:val="0000FF"/>
-          <w:sz w:val="24"/>
-          <w:u w:val="single"/>
-        </w:rPr>
         <w:hyperlink r:id="rId21" w:history="1">
           <w:r>
             <w:rPr>
               <w:rStyle w:val="Hyperlink"/>
             </w:rPr>
-            <w:t>perso</w:t>
+            <w:t>rch</w:t>
           </w:r>
         </w:hyperlink>
+      </w:r>
+      <w:r>
+        <w:rPr>
+          <w:rFonts w:ascii="Charis SIL Regular" w:hAnsi="Charis SIL Regular" w:eastAsia="Charis SIL Regular"/>
+          <w:b w:val="0"/>
+          <w:i w:val="0"/>
+          <w:color w:val="0000FF"/>
+          <w:sz w:val="24"/>
+          <w:u w:val="single"/>
+        </w:rPr>
+        <w:t xml:space="preserve"> </w:t>
       </w:r>
       <w:r>
         <w:rPr>
@@ -2609,7 +2912,7 @@
             <w:rPr>
               <w:rStyle w:val="Hyperlink"/>
             </w:rPr>
-            <w:t>nnel</w:t>
+            <w:t>in</w:t>
           </w:r>
         </w:hyperlink>
       </w:r>
@@ -2633,12 +2936,30 @@
           <w:sz w:val="24"/>
           <w:u w:val="single"/>
         </w:rPr>
-        <w:hyperlink r:id="rId20" w:history="1">
+        <w:hyperlink r:id="rId21" w:history="1">
           <w:r>
             <w:rPr>
               <w:rStyle w:val="Hyperlink"/>
             </w:rPr>
-            <w:t>i</w:t>
+            <w:t>col</w:t>
+          </w:r>
+        </w:hyperlink>
+      </w:r>
+      <w:r>
+        <w:rPr>
+          <w:rFonts w:ascii="Charis SIL Regular" w:hAnsi="Charis SIL Regular" w:eastAsia="Charis SIL Regular"/>
+          <w:b w:val="0"/>
+          <w:i w:val="0"/>
+          <w:color w:val="0000FF"/>
+          <w:sz w:val="24"/>
+          <w:u w:val="single"/>
+        </w:rPr>
+        <w:hyperlink r:id="rId21" w:history="1">
+          <w:r>
+            <w:rPr>
+              <w:rStyle w:val="Hyperlink"/>
+            </w:rPr>
+            <w:t>o</w:t>
           </w:r>
         </w:hyperlink>
       </w:r>
@@ -2669,163 +2990,6 @@
           <w:sz w:val="24"/>
           <w:u w:val="single"/>
         </w:rPr>
-        <w:t xml:space="preserve"> </w:t>
-      </w:r>
-      <w:r>
-        <w:rPr>
-          <w:rFonts w:ascii="Charis SIL Regular" w:hAnsi="Charis SIL Regular" w:eastAsia="Charis SIL Regular"/>
-          <w:b w:val="0"/>
-          <w:i w:val="0"/>
-          <w:color w:val="0000FF"/>
-          <w:sz w:val="24"/>
-          <w:u w:val="single"/>
-        </w:rPr>
-        <w:hyperlink r:id="rId20" w:history="1">
-          <w:r>
-            <w:rPr>
-              <w:rStyle w:val="Hyperlink"/>
-            </w:rPr>
-            <w:t>colonise</w:t>
-          </w:r>
-        </w:hyperlink>
-      </w:r>
-      <w:r>
-        <w:rPr>
-          <w:rFonts w:ascii="Charis SIL Regular" w:hAnsi="Charis SIL Regular" w:eastAsia="Charis SIL Regular"/>
-          <w:b w:val="0"/>
-          <w:i w:val="0"/>
-          <w:color w:val="0000FF"/>
-          <w:sz w:val="24"/>
-          <w:u w:val="single"/>
-        </w:rPr>
-        <w:hyperlink r:id="rId21" w:history="1">
-          <w:r>
-            <w:rPr>
-              <w:rStyle w:val="Hyperlink"/>
-            </w:rPr>
-            <w:t>d</w:t>
-          </w:r>
-        </w:hyperlink>
-      </w:r>
-      <w:r>
-        <w:rPr>
-          <w:rFonts w:ascii="Charis SIL Regular" w:hAnsi="Charis SIL Regular" w:eastAsia="Charis SIL Regular"/>
-          <w:b w:val="0"/>
-          <w:i w:val="0"/>
-          <w:color w:val="0000FF"/>
-          <w:sz w:val="24"/>
-          <w:u w:val="single"/>
-        </w:rPr>
-        <w:t xml:space="preserve"> </w:t>
-      </w:r>
-      <w:r>
-        <w:rPr>
-          <w:rFonts w:ascii="Charis SIL Regular" w:hAnsi="Charis SIL Regular" w:eastAsia="Charis SIL Regular"/>
-          <w:b w:val="0"/>
-          <w:i w:val="0"/>
-          <w:color w:val="0000FF"/>
-          <w:sz w:val="24"/>
-          <w:u w:val="single"/>
-        </w:rPr>
-        <w:hyperlink r:id="rId21" w:history="1">
-          <w:r>
-            <w:rPr>
-              <w:rStyle w:val="Hyperlink"/>
-            </w:rPr>
-            <w:t>territo</w:t>
-          </w:r>
-        </w:hyperlink>
-      </w:r>
-      <w:r>
-        <w:rPr>
-          <w:rFonts w:ascii="Charis SIL Regular" w:hAnsi="Charis SIL Regular" w:eastAsia="Charis SIL Regular"/>
-          <w:b w:val="0"/>
-          <w:i w:val="0"/>
-          <w:color w:val="0000FF"/>
-          <w:sz w:val="24"/>
-          <w:u w:val="single"/>
-        </w:rPr>
-        <w:hyperlink r:id="rId21" w:history="1">
-          <w:r>
-            <w:rPr>
-              <w:rStyle w:val="Hyperlink"/>
-            </w:rPr>
-            <w:t>ries</w:t>
-          </w:r>
-        </w:hyperlink>
-      </w:r>
-      <w:r>
-        <w:rPr>
-          <w:rFonts w:ascii="Charis SIL Regular" w:hAnsi="Charis SIL Regular" w:eastAsia="Charis SIL Regular"/>
-          <w:b w:val="0"/>
-          <w:i w:val="0"/>
-          <w:color w:val="000000"/>
-          <w:sz w:val="24"/>
-        </w:rPr>
-        <w:t xml:space="preserve">•  </w:t>
-      </w:r>
-      <w:r>
-        <w:rPr>
-          <w:rFonts w:ascii="Charis SIL Regular" w:hAnsi="Charis SIL Regular" w:eastAsia="Charis SIL Regular"/>
-          <w:b w:val="0"/>
-          <w:i w:val="0"/>
-          <w:color w:val="0000FF"/>
-          <w:sz w:val="24"/>
-          <w:u w:val="single"/>
-        </w:rPr>
-        <w:hyperlink r:id="rId22" w:history="1">
-          <w:r>
-            <w:rPr>
-              <w:rStyle w:val="Hyperlink"/>
-            </w:rPr>
-            <w:t>Scie</w:t>
-          </w:r>
-        </w:hyperlink>
-      </w:r>
-      <w:r>
-        <w:rPr>
-          <w:rFonts w:ascii="Charis SIL Regular" w:hAnsi="Charis SIL Regular" w:eastAsia="Charis SIL Regular"/>
-          <w:b w:val="0"/>
-          <w:i w:val="0"/>
-          <w:color w:val="0000FF"/>
-          <w:sz w:val="24"/>
-          <w:u w:val="single"/>
-        </w:rPr>
-        <w:hyperlink r:id="rId22" w:history="1">
-          <w:r>
-            <w:rPr>
-              <w:rStyle w:val="Hyperlink"/>
-            </w:rPr>
-            <w:t>n</w:t>
-          </w:r>
-        </w:hyperlink>
-      </w:r>
-      <w:r>
-        <w:rPr>
-          <w:rFonts w:ascii="Charis SIL Regular" w:hAnsi="Charis SIL Regular" w:eastAsia="Charis SIL Regular"/>
-          <w:b w:val="0"/>
-          <w:i w:val="0"/>
-          <w:color w:val="0000FF"/>
-          <w:sz w:val="24"/>
-          <w:u w:val="single"/>
-        </w:rPr>
-        <w:hyperlink r:id="rId21" w:history="1">
-          <w:r>
-            <w:rPr>
-              <w:rStyle w:val="Hyperlink"/>
-            </w:rPr>
-            <w:t>tif</w:t>
-          </w:r>
-        </w:hyperlink>
-      </w:r>
-      <w:r>
-        <w:rPr>
-          <w:rFonts w:ascii="Charis SIL Regular" w:hAnsi="Charis SIL Regular" w:eastAsia="Charis SIL Regular"/>
-          <w:b w:val="0"/>
-          <w:i w:val="0"/>
-          <w:color w:val="0000FF"/>
-          <w:sz w:val="24"/>
-        </w:rPr>
         <w:hyperlink r:id="rId21" w:history="1">
           <w:r>
             <w:rPr>
@@ -2844,194 +3008,6 @@
           <w:sz w:val="24"/>
           <w:u w:val="single"/>
         </w:rPr>
-        <w:t>c</w:t>
-      </w:r>
-      <w:r>
-        <w:rPr>
-          <w:rFonts w:ascii="Charis SIL Regular" w:hAnsi="Charis SIL Regular" w:eastAsia="Charis SIL Regular"/>
-          <w:b w:val="0"/>
-          <w:i w:val="0"/>
-          <w:color w:val="0000FF"/>
-          <w:sz w:val="24"/>
-          <w:u w:val="single"/>
-        </w:rPr>
-        <w:t xml:space="preserve"> </w:t>
-      </w:r>
-      <w:r>
-        <w:rPr>
-          <w:rFonts w:ascii="Charis SIL Regular" w:hAnsi="Charis SIL Regular" w:eastAsia="Charis SIL Regular"/>
-          <w:b w:val="0"/>
-          <w:i w:val="0"/>
-          <w:color w:val="0000FF"/>
-          <w:sz w:val="24"/>
-          <w:u w:val="single"/>
-        </w:rPr>
-        <w:hyperlink r:id="rId22" w:history="1">
-          <w:r>
-            <w:rPr>
-              <w:rStyle w:val="Hyperlink"/>
-            </w:rPr>
-            <w:t>rese</w:t>
-          </w:r>
-        </w:hyperlink>
-      </w:r>
-      <w:r>
-        <w:rPr>
-          <w:rFonts w:ascii="Charis SIL Regular" w:hAnsi="Charis SIL Regular" w:eastAsia="Charis SIL Regular"/>
-          <w:b w:val="0"/>
-          <w:i w:val="0"/>
-          <w:color w:val="0000FF"/>
-          <w:sz w:val="24"/>
-          <w:u w:val="single"/>
-        </w:rPr>
-        <w:hyperlink r:id="rId22" w:history="1">
-          <w:r>
-            <w:rPr>
-              <w:rStyle w:val="Hyperlink"/>
-            </w:rPr>
-            <w:t>a</w:t>
-          </w:r>
-        </w:hyperlink>
-      </w:r>
-      <w:r>
-        <w:rPr>
-          <w:rFonts w:ascii="Charis SIL Regular" w:hAnsi="Charis SIL Regular" w:eastAsia="Charis SIL Regular"/>
-          <w:b w:val="0"/>
-          <w:i w:val="0"/>
-          <w:color w:val="0000FF"/>
-          <w:sz w:val="24"/>
-          <w:u w:val="single"/>
-        </w:rPr>
-        <w:hyperlink r:id="rId21" w:history="1">
-          <w:r>
-            <w:rPr>
-              <w:rStyle w:val="Hyperlink"/>
-            </w:rPr>
-            <w:t>rch</w:t>
-          </w:r>
-        </w:hyperlink>
-      </w:r>
-      <w:r>
-        <w:rPr>
-          <w:rFonts w:ascii="Charis SIL Regular" w:hAnsi="Charis SIL Regular" w:eastAsia="Charis SIL Regular"/>
-          <w:b w:val="0"/>
-          <w:i w:val="0"/>
-          <w:color w:val="0000FF"/>
-          <w:sz w:val="24"/>
-          <w:u w:val="single"/>
-        </w:rPr>
-        <w:t xml:space="preserve"> </w:t>
-      </w:r>
-      <w:r>
-        <w:rPr>
-          <w:rFonts w:ascii="Charis SIL Regular" w:hAnsi="Charis SIL Regular" w:eastAsia="Charis SIL Regular"/>
-          <w:b w:val="0"/>
-          <w:i w:val="0"/>
-          <w:color w:val="0000FF"/>
-          <w:sz w:val="24"/>
-          <w:u w:val="single"/>
-        </w:rPr>
-        <w:hyperlink r:id="rId21" w:history="1">
-          <w:r>
-            <w:rPr>
-              <w:rStyle w:val="Hyperlink"/>
-            </w:rPr>
-            <w:t>in</w:t>
-          </w:r>
-        </w:hyperlink>
-      </w:r>
-      <w:r>
-        <w:rPr>
-          <w:rFonts w:ascii="Charis SIL Regular" w:hAnsi="Charis SIL Regular" w:eastAsia="Charis SIL Regular"/>
-          <w:b w:val="0"/>
-          <w:i w:val="0"/>
-          <w:color w:val="0000FF"/>
-          <w:sz w:val="24"/>
-          <w:u w:val="single"/>
-        </w:rPr>
-        <w:t xml:space="preserve"> </w:t>
-      </w:r>
-      <w:r>
-        <w:rPr>
-          <w:rFonts w:ascii="Charis SIL Regular" w:hAnsi="Charis SIL Regular" w:eastAsia="Charis SIL Regular"/>
-          <w:b w:val="0"/>
-          <w:i w:val="0"/>
-          <w:color w:val="0000FF"/>
-          <w:sz w:val="24"/>
-          <w:u w:val="single"/>
-        </w:rPr>
-        <w:hyperlink r:id="rId21" w:history="1">
-          <w:r>
-            <w:rPr>
-              <w:rStyle w:val="Hyperlink"/>
-            </w:rPr>
-            <w:t>col</w:t>
-          </w:r>
-        </w:hyperlink>
-      </w:r>
-      <w:r>
-        <w:rPr>
-          <w:rFonts w:ascii="Charis SIL Regular" w:hAnsi="Charis SIL Regular" w:eastAsia="Charis SIL Regular"/>
-          <w:b w:val="0"/>
-          <w:i w:val="0"/>
-          <w:color w:val="0000FF"/>
-          <w:sz w:val="24"/>
-          <w:u w:val="single"/>
-        </w:rPr>
-        <w:hyperlink r:id="rId22" w:history="1">
-          <w:r>
-            <w:rPr>
-              <w:rStyle w:val="Hyperlink"/>
-            </w:rPr>
-            <w:t>o</w:t>
-          </w:r>
-        </w:hyperlink>
-      </w:r>
-      <w:r>
-        <w:rPr>
-          <w:rFonts w:ascii="Charis SIL Regular" w:hAnsi="Charis SIL Regular" w:eastAsia="Charis SIL Regular"/>
-          <w:b w:val="0"/>
-          <w:i w:val="0"/>
-          <w:color w:val="0000FF"/>
-          <w:sz w:val="24"/>
-          <w:u w:val="single"/>
-        </w:rPr>
-        <w:hyperlink r:id="rId22" w:history="1">
-          <w:r>
-            <w:rPr>
-              <w:rStyle w:val="Hyperlink"/>
-            </w:rPr>
-            <w:t>n</w:t>
-          </w:r>
-        </w:hyperlink>
-      </w:r>
-      <w:r>
-        <w:rPr>
-          <w:rFonts w:ascii="Charis SIL Regular" w:hAnsi="Charis SIL Regular" w:eastAsia="Charis SIL Regular"/>
-          <w:b w:val="0"/>
-          <w:i w:val="0"/>
-          <w:color w:val="0000FF"/>
-          <w:sz w:val="24"/>
-          <w:u w:val="single"/>
-        </w:rPr>
-        <w:hyperlink r:id="rId21" w:history="1">
-          <w:r>
-            <w:rPr>
-              <w:rStyle w:val="Hyperlink"/>
-            </w:rPr>
-            <w:t>i</w:t>
-          </w:r>
-        </w:hyperlink>
-      </w:r>
-      <w:r>
-        <w:rPr>
-          <w:rFonts w:ascii="Charis SIL Regular" w:hAnsi="Charis SIL Regular" w:eastAsia="Charis SIL Regular"/>
-          <w:b w:val="0"/>
-          <w:i w:val="0"/>
-          <w:color w:val="0000FF"/>
-          <w:sz w:val="24"/>
-          <w:u w:val="single"/>
-        </w:rPr>
         <w:hyperlink r:id="rId21" w:history="1">
           <w:r>
             <w:rPr>
@@ -3061,7 +3037,7 @@
           <w:sz w:val="24"/>
           <w:u w:val="single"/>
         </w:rPr>
-        <w:hyperlink r:id="rId22" w:history="1">
+        <w:hyperlink r:id="rId21" w:history="1">
           <w:r>
             <w:rPr>
               <w:rStyle w:val="Hyperlink"/>
@@ -3079,7 +3055,7 @@
           <w:sz w:val="24"/>
           <w:u w:val="single"/>
         </w:rPr>
-        <w:hyperlink r:id="rId22" w:history="1">
+        <w:hyperlink r:id="rId21" w:history="1">
           <w:r>
             <w:rPr>
               <w:rStyle w:val="Hyperlink"/>
@@ -3097,16 +3073,26 @@
           <w:sz w:val="24"/>
           <w:u w:val="single"/>
         </w:rPr>
-        <w:hyperlink r:id="rId22" w:history="1">
+        <w:hyperlink r:id="rId21" w:history="1">
           <w:r>
             <w:rPr>
               <w:rStyle w:val="Hyperlink"/>
             </w:rPr>
-            <w:t>ries</w:t>
+            <w:t>rie</w:t>
           </w:r>
         </w:hyperlink>
       </w:r>
       <w:r>
+        <w:rPr>
+          <w:rFonts w:ascii="Charis SIL Regular" w:hAnsi="Charis SIL Regular" w:eastAsia="Charis SIL Regular"/>
+          <w:b w:val="0"/>
+          <w:i w:val="0"/>
+          <w:color w:val="0000FF"/>
+          <w:sz w:val="24"/>
+        </w:rPr>
+        <w:t>s</w:t>
+      </w:r>
+      <w:r>
         <w:br/>
       </w:r>
       <w:r>
@@ -3128,7 +3114,7 @@
           <w:sz w:val="24"/>
           <w:u w:val="single"/>
         </w:rPr>
-        <w:hyperlink r:id="rId23" w:history="1">
+        <w:hyperlink r:id="rId22" w:history="1">
           <w:r>
             <w:rPr>
               <w:rStyle w:val="Hyperlink"/>
@@ -3157,7 +3143,7 @@
           <w:sz w:val="24"/>
           <w:u w:val="single"/>
         </w:rPr>
-        <w:hyperlink r:id="rId23" w:history="1">
+        <w:hyperlink r:id="rId22" w:history="1">
           <w:r>
             <w:rPr>
               <w:rStyle w:val="Hyperlink"/>
@@ -3191,8 +3177,16 @@
           <w:i w:val="0"/>
           <w:color w:val="0000FF"/>
           <w:sz w:val="24"/>
-        </w:rPr>
-        <w:t>ie</w:t>
+          <w:u w:val="single"/>
+        </w:rPr>
+        <w:hyperlink r:id="rId22" w:history="1">
+          <w:r>
+            <w:rPr>
+              <w:rStyle w:val="Hyperlink"/>
+            </w:rPr>
+            <w:t>ie</w:t>
+          </w:r>
+        </w:hyperlink>
       </w:r>
       <w:r>
         <w:rPr>
@@ -3232,7 +3226,7 @@
           <w:sz w:val="24"/>
           <w:u w:val="single"/>
         </w:rPr>
-        <w:hyperlink r:id="rId23" w:history="1">
+        <w:hyperlink r:id="rId22" w:history="1">
           <w:r>
             <w:rPr>
               <w:rStyle w:val="Hyperlink"/>
@@ -3261,7 +3255,7 @@
           <w:sz w:val="24"/>
           <w:u w:val="single"/>
         </w:rPr>
-        <w:hyperlink r:id="rId23" w:history="1">
+        <w:hyperlink r:id="rId22" w:history="1">
           <w:r>
             <w:rPr>
               <w:rStyle w:val="Hyperlink"/>
@@ -3279,7 +3273,7 @@
           <w:sz w:val="24"/>
           <w:u w:val="single"/>
         </w:rPr>
-        <w:hyperlink r:id="rId23" w:history="1">
+        <w:hyperlink r:id="rId22" w:history="1">
           <w:r>
             <w:rPr>
               <w:rStyle w:val="Hyperlink"/>
@@ -3297,7 +3291,7 @@
           <w:sz w:val="24"/>
           <w:u w:val="single"/>
         </w:rPr>
-        <w:hyperlink r:id="rId23" w:history="1">
+        <w:hyperlink r:id="rId22" w:history="1">
           <w:r>
             <w:rPr>
               <w:rStyle w:val="Hyperlink"/>
@@ -3326,7 +3320,7 @@
           <w:sz w:val="24"/>
           <w:u w:val="single"/>
         </w:rPr>
-        <w:hyperlink r:id="rId23" w:history="1">
+        <w:hyperlink r:id="rId22" w:history="1">
           <w:r>
             <w:rPr>
               <w:rStyle w:val="Hyperlink"/>
